--- a/gates/design/VLMS_CHTR.docx
+++ b/gates/design/VLMS_CHTR.docx
@@ -718,8 +718,7 @@
           <w:rFonts w:ascii="Arial" w:hAnsi="Arial"/>
           <w:b w:val="0"/>
           <w:i/>
-          <w:color w:val="6B7280"/>
-          <w:sz w:val="20"/>
+          <w:sz w:val="22"/>
         </w:rPr>
         <w:t>Satisfies: ISO 21502:2020 (project management guidance); PRINCE2 7 business-case and stage-boundary practice.</w:t>
       </w:r>
@@ -762,8 +761,7 @@
         <w:rPr>
           <w:rFonts w:ascii="Arial" w:hAnsi="Arial"/>
           <w:b w:val="0"/>
-          <w:i/>
-          <w:color w:val="A83E00"/>
+          <w:i w:val="0"/>
           <w:sz w:val="22"/>
         </w:rPr>
         <w:t>[TBC – owner: Philip] A single-line project description has not yet been agreed (problem-statement.md).</w:t>
@@ -875,8 +873,7 @@
         <w:rPr>
           <w:rFonts w:ascii="Arial" w:hAnsi="Arial"/>
           <w:b w:val="0"/>
-          <w:i/>
-          <w:color w:val="A83E00"/>
+          <w:i w:val="0"/>
           <w:sz w:val="22"/>
         </w:rPr>
         <w:t>[TBC – owner: Philip] A quantified cost of doing nothing has not yet been captured (problem-statement.md); the qualitative case above (from the stated drivers) is what exists today.</w:t>
@@ -963,7 +960,7 @@
       <w:tr>
         <w:tc>
           <w:tcPr>
-            <w:tcW w:type="dxa" w:w="2800"/>
+            <w:tcW w:type="dxa" w:w="2500"/>
             <w:shd w:val="clear" w:color="auto" w:fill="374151"/>
           </w:tcPr>
           <w:p>
@@ -983,7 +980,7 @@
         </w:tc>
         <w:tc>
           <w:tcPr>
-            <w:tcW w:type="dxa" w:w="6226"/>
+            <w:tcW w:type="dxa" w:w="6526"/>
             <w:shd w:val="clear" w:color="auto" w:fill="374151"/>
           </w:tcPr>
           <w:p>
@@ -1005,7 +1002,7 @@
       <w:tr>
         <w:tc>
           <w:tcPr>
-            <w:tcW w:type="dxa" w:w="2800"/>
+            <w:tcW w:type="dxa" w:w="2500"/>
             <w:shd w:val="clear" w:color="auto" w:fill="F3F4F6"/>
           </w:tcPr>
           <w:p>
@@ -1023,7 +1020,7 @@
         </w:tc>
         <w:tc>
           <w:tcPr>
-            <w:tcW w:type="dxa" w:w="6226"/>
+            <w:tcW w:type="dxa" w:w="6526"/>
             <w:shd w:val="clear" w:color="auto" w:fill="F3F4F6"/>
           </w:tcPr>
           <w:p>
@@ -1043,7 +1040,7 @@
       <w:tr>
         <w:tc>
           <w:tcPr>
-            <w:tcW w:type="dxa" w:w="2800"/>
+            <w:tcW w:type="dxa" w:w="2500"/>
             <w:shd w:val="clear" w:color="auto" w:fill="FFFFFF"/>
           </w:tcPr>
           <w:p>
@@ -1061,7 +1058,7 @@
         </w:tc>
         <w:tc>
           <w:tcPr>
-            <w:tcW w:type="dxa" w:w="6226"/>
+            <w:tcW w:type="dxa" w:w="6526"/>
             <w:shd w:val="clear" w:color="auto" w:fill="FFFFFF"/>
           </w:tcPr>
           <w:p>
@@ -1081,7 +1078,7 @@
       <w:tr>
         <w:tc>
           <w:tcPr>
-            <w:tcW w:type="dxa" w:w="2800"/>
+            <w:tcW w:type="dxa" w:w="2500"/>
             <w:shd w:val="clear" w:color="auto" w:fill="F3F4F6"/>
           </w:tcPr>
           <w:p>
@@ -1099,7 +1096,7 @@
         </w:tc>
         <w:tc>
           <w:tcPr>
-            <w:tcW w:type="dxa" w:w="6226"/>
+            <w:tcW w:type="dxa" w:w="6526"/>
             <w:shd w:val="clear" w:color="auto" w:fill="F3F4F6"/>
           </w:tcPr>
           <w:p>
@@ -1119,7 +1116,7 @@
       <w:tr>
         <w:tc>
           <w:tcPr>
-            <w:tcW w:type="dxa" w:w="2800"/>
+            <w:tcW w:type="dxa" w:w="2500"/>
             <w:shd w:val="clear" w:color="auto" w:fill="FFFFFF"/>
           </w:tcPr>
           <w:p>
@@ -1137,7 +1134,7 @@
         </w:tc>
         <w:tc>
           <w:tcPr>
-            <w:tcW w:type="dxa" w:w="6226"/>
+            <w:tcW w:type="dxa" w:w="6526"/>
             <w:shd w:val="clear" w:color="auto" w:fill="FFFFFF"/>
           </w:tcPr>
           <w:p>
@@ -1157,7 +1154,7 @@
       <w:tr>
         <w:tc>
           <w:tcPr>
-            <w:tcW w:type="dxa" w:w="2800"/>
+            <w:tcW w:type="dxa" w:w="2500"/>
             <w:shd w:val="clear" w:color="auto" w:fill="F3F4F6"/>
           </w:tcPr>
           <w:p>
@@ -1175,7 +1172,7 @@
         </w:tc>
         <w:tc>
           <w:tcPr>
-            <w:tcW w:type="dxa" w:w="6226"/>
+            <w:tcW w:type="dxa" w:w="6526"/>
             <w:shd w:val="clear" w:color="auto" w:fill="F3F4F6"/>
           </w:tcPr>
           <w:p>
@@ -1195,7 +1192,7 @@
       <w:tr>
         <w:tc>
           <w:tcPr>
-            <w:tcW w:type="dxa" w:w="2800"/>
+            <w:tcW w:type="dxa" w:w="2500"/>
             <w:shd w:val="clear" w:color="auto" w:fill="FFFFFF"/>
           </w:tcPr>
           <w:p>
@@ -1213,7 +1210,7 @@
         </w:tc>
         <w:tc>
           <w:tcPr>
-            <w:tcW w:type="dxa" w:w="6226"/>
+            <w:tcW w:type="dxa" w:w="6526"/>
             <w:shd w:val="clear" w:color="auto" w:fill="FFFFFF"/>
           </w:tcPr>
           <w:p>
@@ -1304,8 +1301,7 @@
         <w:rPr>
           <w:rFonts w:ascii="Arial" w:hAnsi="Arial"/>
           <w:b w:val="0"/>
-          <w:i/>
-          <w:color w:val="A83E00"/>
+          <w:i w:val="0"/>
           <w:sz w:val="22"/>
         </w:rPr>
         <w:t>[TBC – owner: Philip] delivery-plan.md is not yet started; phases, milestones and a delivery schedule have not been agreed.</w:t>

--- a/gates/design/VLMS_CHTR.docx
+++ b/gates/design/VLMS_CHTR.docx
@@ -750,7 +750,7 @@
           <w:i w:val="0"/>
           <w:sz w:val="22"/>
         </w:rPr>
-        <w:t>A fresh .NET rebuild of the Varangians programme's lesson/rank tracking, curriculum management and safeguarding/consent administration, replacing informal spreadsheet tracking. This is a rebuild of a previously abandoned Power Platform (SharePoint/Power Apps/Dataverse/Power Automate/Asana) implementation of the same programme; only the underlying business requirements are carried forward, not the prior tooling.</w:t>
+        <w:t>A fresh .NET rebuild of the Varangians programme's lesson/rank tracking, curriculum management and safeguarding/consent administration, replacing informal spreadsheet-based tracking. This is a rebuild of a previously abandoned Power Platform (SharePoint/Power Apps/Dataverse/Power Automate/Asana) implementation of the same programme; only the underlying business requirements are carried forward, not the prior tooling or design decisions.</w:t>
       </w:r>
     </w:p>
     <w:p>
@@ -764,7 +764,7 @@
           <w:i w:val="0"/>
           <w:sz w:val="22"/>
         </w:rPr>
-        <w:t>[TBC – owner: Philip] A single-line project description has not yet been agreed (problem-statement.md).</w:t>
+        <w:t>[TBC – owner: Philip] A single-line project description (problem-statement.md ‘One-line description’) has not yet been agreed.</w:t>
       </w:r>
     </w:p>
     <w:p>
@@ -832,7 +832,7 @@
           <w:rFonts w:ascii="Arial" w:hAnsi="Arial"/>
           <w:sz w:val="22"/>
         </w:rPr>
-        <w:t>At-home learning — encourage learning/reinforcement outside of formal sessions (deferred; not MVP — see business-requirements.md).</w:t>
+        <w:t>At-home learning — encourage learning/reinforcement outside of formal sessions (deferred — not MVP; business-requirements.md).</w:t>
       </w:r>
     </w:p>
     <w:p>
@@ -862,7 +862,7 @@
           <w:i w:val="0"/>
           <w:sz w:val="22"/>
         </w:rPr>
-        <w:t>Current state: progress tracking and records are kept in spreadsheets that go out of date and are informal; there is no curriculum management process for reviewing or improving lesson content; there is no structured parent communication channel around a student's progress; and there is no mechanism to encourage learning between formal sessions.</w:t>
+        <w:t>Current state: progress tracking and records are kept in spreadsheets that go out of date; no structured curriculum review/change process; no structured parent communication channel; no mechanism to encourage at-home learning (problem-statement.md).</w:t>
       </w:r>
     </w:p>
     <w:p>
@@ -876,7 +876,21 @@
           <w:i w:val="0"/>
           <w:sz w:val="22"/>
         </w:rPr>
-        <w:t>[TBC – owner: Philip] A quantified cost of doing nothing has not yet been captured (problem-statement.md); the qualitative case above (from the stated drivers) is what exists today.</w:t>
+        <w:t>[TBC – owner: Philip] Cost of doing nothing is not formally captured; implicit from the drivers above (spreadsheets stay out of date, no structured curriculum improvement process, parents stay uninformed).</w:t>
+      </w:r>
+    </w:p>
+    <w:p>
+      <w:pPr>
+        <w:spacing w:after="120" w:before="0"/>
+      </w:pPr>
+      <w:r>
+        <w:rPr>
+          <w:rFonts w:ascii="Arial" w:hAnsi="Arial"/>
+          <w:b w:val="0"/>
+          <w:i w:val="0"/>
+          <w:sz w:val="22"/>
+        </w:rPr>
+        <w:t>Desired future state (deliberately modest): the spreadsheet is retired, and safeguarding/consent and progress data is reliably tracked in the system without incident. No specific engagement KPI (e.g. parent login frequency) is being set at this stage.</w:t>
       </w:r>
     </w:p>
     <w:p>
@@ -897,16 +911,28 @@
     </w:p>
     <w:p>
       <w:pPr>
-        <w:spacing w:after="120" w:before="0"/>
+        <w:pStyle w:val="ListBullet"/>
+        <w:spacing w:after="60"/>
       </w:pPr>
       <w:r>
         <w:rPr>
           <w:rFonts w:ascii="Arial" w:hAnsi="Arial"/>
-          <w:b w:val="0"/>
-          <w:i w:val="0"/>
           <w:sz w:val="22"/>
         </w:rPr>
-        <w:t>MVP (must-have): progress tracking (BR-001), curriculum management (BR-002), safeguarding/consent/DBS tracking (BR-003, confirmed as a hard in-system requirement, not an external process), certificates and badges (BR-004), parent engagement (BR-005), reporting (BR-006). Deferred: at-home learning encouragement (resources/assignments for use between sessions).</w:t>
+        <w:t>Must have (MVP): progress tracking (lesson completions, rank progression); curriculum management process (propose/approve, distinct Teacher/Approver roles); safeguarding/consent/DBS tracking (confirmed MVP addition — a hard requirement, not a nice-to-have).</w:t>
+      </w:r>
+    </w:p>
+    <w:p>
+      <w:pPr>
+        <w:pStyle w:val="ListBullet"/>
+        <w:spacing w:after="60"/>
+      </w:pPr>
+      <w:r>
+        <w:rPr>
+          <w:rFonts w:ascii="Arial" w:hAnsi="Arial"/>
+          <w:sz w:val="22"/>
+        </w:rPr>
+        <w:t>Deferred (not MVP): at-home learning encouragement (resources/assignments between formal sessions).</w:t>
       </w:r>
     </w:p>
     <w:p>
@@ -922,7 +948,7 @@
           <w:color w:val="111827"/>
           <w:sz w:val="32"/>
         </w:rPr>
-        <w:t>5. Governance and stakeholders</w:t>
+        <w:t>5. Governance and stakeholders (roles, decision rights)</w:t>
       </w:r>
     </w:p>
     <w:p>
@@ -936,7 +962,7 @@
           <w:i w:val="0"/>
           <w:sz w:val="22"/>
         </w:rPr>
-        <w:t>Philip is sponsor, owner, sole developer, and sole decision-maker/reviewer for requirements and sign-off. No other party has a formal say in requirements or sign-off. This is distinct from the system's user base, which is multi-role.</w:t>
+        <w:t>Sponsor, owner, sole developer and sole decision-maker/reviewer for requirements and sign-off: Philip. No other party has a formal say in requirements or sign-off. This is distinct from the system's user base, which is multi-role.</w:t>
       </w:r>
     </w:p>
     <w:tbl>
@@ -960,7 +986,7 @@
       <w:tr>
         <w:tc>
           <w:tcPr>
-            <w:tcW w:type="dxa" w:w="2500"/>
+            <w:tcW w:type="dxa" w:w="2600"/>
             <w:shd w:val="clear" w:color="auto" w:fill="374151"/>
           </w:tcPr>
           <w:p>
@@ -974,13 +1000,13 @@
                 <w:color w:val="FFFFFF"/>
                 <w:sz w:val="20"/>
               </w:rPr>
-              <w:t>Role</w:t>
+              <w:t>Persona</w:t>
             </w:r>
           </w:p>
         </w:tc>
         <w:tc>
           <w:tcPr>
-            <w:tcW w:type="dxa" w:w="6526"/>
+            <w:tcW w:type="dxa" w:w="6426"/>
             <w:shd w:val="clear" w:color="auto" w:fill="374151"/>
           </w:tcPr>
           <w:p>
@@ -994,7 +1020,7 @@
                 <w:color w:val="FFFFFF"/>
                 <w:sz w:val="20"/>
               </w:rPr>
-              <w:t>Notes</w:t>
+              <w:t>Role summary</w:t>
             </w:r>
           </w:p>
         </w:tc>
@@ -1002,7 +1028,7 @@
       <w:tr>
         <w:tc>
           <w:tcPr>
-            <w:tcW w:type="dxa" w:w="2500"/>
+            <w:tcW w:type="dxa" w:w="2600"/>
             <w:shd w:val="clear" w:color="auto" w:fill="F3F4F6"/>
           </w:tcPr>
           <w:p>
@@ -1014,13 +1040,13 @@
                 <w:rFonts w:ascii="Arial" w:hAnsi="Arial"/>
                 <w:sz w:val="20"/>
               </w:rPr>
-              <w:t>Admin / Leader (Philip)</w:t>
+              <w:t>Admin/Leader (Philip)</w:t>
             </w:r>
           </w:p>
         </w:tc>
         <w:tc>
           <w:tcPr>
-            <w:tcW w:type="dxa" w:w="6526"/>
+            <w:tcW w:type="dxa" w:w="6426"/>
             <w:shd w:val="clear" w:color="auto" w:fill="F3F4F6"/>
           </w:tcPr>
           <w:p>
@@ -1032,7 +1058,7 @@
                 <w:rFonts w:ascii="Arial" w:hAnsi="Arial"/>
                 <w:sz w:val="20"/>
               </w:rPr>
-              <w:t>Full access; programme administration.</w:t>
+              <w:t>Sponsor, owner, sole developer/decision-maker; full system access</w:t>
             </w:r>
           </w:p>
         </w:tc>
@@ -1040,7 +1066,7 @@
       <w:tr>
         <w:tc>
           <w:tcPr>
-            <w:tcW w:type="dxa" w:w="2500"/>
+            <w:tcW w:type="dxa" w:w="2600"/>
             <w:shd w:val="clear" w:color="auto" w:fill="FFFFFF"/>
           </w:tcPr>
           <w:p>
@@ -1058,7 +1084,7 @@
         </w:tc>
         <w:tc>
           <w:tcPr>
-            <w:tcW w:type="dxa" w:w="6526"/>
+            <w:tcW w:type="dxa" w:w="6426"/>
             <w:shd w:val="clear" w:color="auto" w:fill="FFFFFF"/>
           </w:tcPr>
           <w:p>
@@ -1070,7 +1096,7 @@
                 <w:rFonts w:ascii="Arial" w:hAnsi="Arial"/>
                 <w:sz w:val="20"/>
               </w:rPr>
-              <w:t>Marks lesson completions; proposes curriculum changes.</w:t>
+              <w:t>Proposes lesson changes; marks lesson completions</w:t>
             </w:r>
           </w:p>
         </w:tc>
@@ -1078,7 +1104,7 @@
       <w:tr>
         <w:tc>
           <w:tcPr>
-            <w:tcW w:type="dxa" w:w="2500"/>
+            <w:tcW w:type="dxa" w:w="2600"/>
             <w:shd w:val="clear" w:color="auto" w:fill="F3F4F6"/>
           </w:tcPr>
           <w:p>
@@ -1096,7 +1122,7 @@
         </w:tc>
         <w:tc>
           <w:tcPr>
-            <w:tcW w:type="dxa" w:w="6526"/>
+            <w:tcW w:type="dxa" w:w="6426"/>
             <w:shd w:val="clear" w:color="auto" w:fill="F3F4F6"/>
           </w:tcPr>
           <w:p>
@@ -1108,7 +1134,7 @@
                 <w:rFonts w:ascii="Arial" w:hAnsi="Arial"/>
                 <w:sz w:val="20"/>
               </w:rPr>
-              <w:t>Curriculum/lesson-change approval only — no role in consent or DBS approval, no access to DBS records.</w:t>
+              <w:t>Curriculum/lesson-change approval only — no role in consent or DBS approval, and no access to DBS records</w:t>
             </w:r>
           </w:p>
         </w:tc>
@@ -1116,7 +1142,7 @@
       <w:tr>
         <w:tc>
           <w:tcPr>
-            <w:tcW w:type="dxa" w:w="2500"/>
+            <w:tcW w:type="dxa" w:w="2600"/>
             <w:shd w:val="clear" w:color="auto" w:fill="FFFFFF"/>
           </w:tcPr>
           <w:p>
@@ -1128,13 +1154,13 @@
                 <w:rFonts w:ascii="Arial" w:hAnsi="Arial"/>
                 <w:sz w:val="20"/>
               </w:rPr>
-              <w:t>Parent / Guardian</w:t>
+              <w:t>Parent/Guardian</w:t>
             </w:r>
           </w:p>
         </w:tc>
         <w:tc>
           <w:tcPr>
-            <w:tcW w:type="dxa" w:w="6526"/>
+            <w:tcW w:type="dxa" w:w="6426"/>
             <w:shd w:val="clear" w:color="auto" w:fill="FFFFFF"/>
           </w:tcPr>
           <w:p>
@@ -1146,7 +1172,7 @@
                 <w:rFonts w:ascii="Arial" w:hAnsi="Arial"/>
                 <w:sz w:val="20"/>
               </w:rPr>
-              <w:t>Views own child(ren)'s progress; receives notifications; submits consent.</w:t>
+              <w:t>Views own child's progress, certificates, badges; provides consent</w:t>
             </w:r>
           </w:p>
         </w:tc>
@@ -1154,7 +1180,7 @@
       <w:tr>
         <w:tc>
           <w:tcPr>
-            <w:tcW w:type="dxa" w:w="2500"/>
+            <w:tcW w:type="dxa" w:w="2600"/>
             <w:shd w:val="clear" w:color="auto" w:fill="F3F4F6"/>
           </w:tcPr>
           <w:p>
@@ -1172,7 +1198,7 @@
         </w:tc>
         <w:tc>
           <w:tcPr>
-            <w:tcW w:type="dxa" w:w="6526"/>
+            <w:tcW w:type="dxa" w:w="6426"/>
             <w:shd w:val="clear" w:color="auto" w:fill="F3F4F6"/>
           </w:tcPr>
           <w:p>
@@ -1184,7 +1210,7 @@
                 <w:rFonts w:ascii="Arial" w:hAnsi="Arial"/>
                 <w:sz w:val="20"/>
               </w:rPr>
-              <w:t>Views own record.</w:t>
+              <w:t>Own record only</w:t>
             </w:r>
           </w:p>
         </w:tc>
@@ -1192,7 +1218,7 @@
       <w:tr>
         <w:tc>
           <w:tcPr>
-            <w:tcW w:type="dxa" w:w="2500"/>
+            <w:tcW w:type="dxa" w:w="2600"/>
             <w:shd w:val="clear" w:color="auto" w:fill="FFFFFF"/>
           </w:tcPr>
           <w:p>
@@ -1210,7 +1236,7 @@
         </w:tc>
         <w:tc>
           <w:tcPr>
-            <w:tcW w:type="dxa" w:w="6526"/>
+            <w:tcW w:type="dxa" w:w="6426"/>
             <w:shd w:val="clear" w:color="auto" w:fill="FFFFFF"/>
           </w:tcPr>
           <w:p>
@@ -1222,7 +1248,7 @@
                 <w:rFonts w:ascii="Arial" w:hAnsi="Arial"/>
                 <w:sz w:val="20"/>
               </w:rPr>
-              <w:t>Safeguarding/consent/DBS oversight; one of only two roles (with Admin) with access to DBS records.</w:t>
+              <w:t>Safeguarding/consent/DBS oversight; alongside Admin, one of only two roles with DBS record access</w:t>
             </w:r>
           </w:p>
         </w:tc>
@@ -1244,7 +1270,21 @@
           <w:i w:val="0"/>
           <w:sz w:val="22"/>
         </w:rPr>
-        <w:t>Scale: small — tens of users per role (not hundreds), at launch and expected over approximately two years (A-002).</w:t>
+        <w:t>Scale: small — tens of users per role, at launch and expected over ~2 years (stakeholders.md). Approver and Safeguarding Officer are already held by named individuals distinct from Philip — genuinely separate roles in practice today, not future-delegation placeholders.</w:t>
+      </w:r>
+    </w:p>
+    <w:p>
+      <w:pPr>
+        <w:spacing w:after="120" w:before="0"/>
+      </w:pPr>
+      <w:r>
+        <w:rPr>
+          <w:rFonts w:ascii="Arial" w:hAnsi="Arial"/>
+          <w:b w:val="0"/>
+          <w:i w:val="0"/>
+          <w:sz w:val="22"/>
+        </w:rPr>
+        <w:t>[TBC – owner: Philip] Frequency of use and device context per persona has not yet been captured.</w:t>
       </w:r>
     </w:p>
     <w:p>
@@ -1274,7 +1314,7 @@
           <w:i w:val="0"/>
           <w:sz w:val="22"/>
         </w:rPr>
-        <w:t>Blazor Web App (PWA) on Azure App Service (Linux), Azure SQL Database, Microsoft Entra External ID, Azure Blob Storage, Azure Communication Services Email, and QuestPDF for certificate generation — see ADR-0001 (VLMS-ADR) for the full decision record and rejected alternatives.</w:t>
+        <w:t>Fresh .NET implementation: Blazor Web App + Azure App Service (Linux) + Azure SQL Database + Microsoft Entra External ID + Azure Blob Storage + Azure Communication Services Email + QuestPDF (adr/0001-technology-stack.md). See VLMS-SDA and VLMS-ADR for full rationale, including three further decisions confirmed since the previous design-gate render: role modelling (ADR-0002), scheduled/background work (ADR-0003), and sensitive-data access control (ADR-0004).</w:t>
       </w:r>
     </w:p>
     <w:p>
@@ -1304,7 +1344,7 @@
           <w:i w:val="0"/>
           <w:sz w:val="22"/>
         </w:rPr>
-        <w:t>[TBC – owner: Philip] delivery-plan.md is not yet started; phases, milestones and a delivery schedule have not been agreed.</w:t>
+        <w:t>[TBC – owner: Philip] delivery-plan.md is not yet started. No phases, milestones, or gate schedule have been agreed beyond the design/delivery two-gate structure defined by the documentation standard itself (VLMS-DEL).</w:t>
       </w:r>
     </w:p>
     <w:p>
@@ -1334,7 +1374,7 @@
           <w:i w:val="0"/>
           <w:sz w:val="22"/>
         </w:rPr>
-        <w:t>Deliberately modest at this stage: the spreadsheet is retired, and safeguarding/consent and progress data is reliably tracked in the system without incident. No specific engagement KPI (e.g. parent login frequency) is being set at this stage.</w:t>
+        <w:t>Deliberately modest at this stage: the spreadsheet is retired, and safeguarding/consent and progress data is reliably tracked without incident. No specific engagement KPI is set.</w:t>
       </w:r>
     </w:p>
     <w:p>
@@ -1353,160 +1393,30 @@
         <w:t>9. High-level risks</w:t>
       </w:r>
     </w:p>
-    <w:tbl>
-      <w:tblPr>
-        <w:tblW w:type="auto" w:w="0"/>
-        <w:jc w:val="center"/>
-        <w:tblLook w:firstColumn="1" w:firstRow="1" w:lastColumn="0" w:lastRow="0" w:noHBand="0" w:noVBand="1" w:val="04A0"/>
-        <w:tblBorders>
-          <w:top w:val="single" w:sz="4" w:color="C7D7D9"/>
-          <w:left w:val="single" w:sz="4" w:color="C7D7D9"/>
-          <w:bottom w:val="single" w:sz="4" w:color="C7D7D9"/>
-          <w:right w:val="single" w:sz="4" w:color="C7D7D9"/>
-          <w:insideH w:val="single" w:sz="4" w:color="C7D7D9"/>
-          <w:insideV w:val="single" w:sz="4" w:color="C7D7D9"/>
-        </w:tblBorders>
-      </w:tblPr>
-      <w:tblGrid>
-        <w:gridCol w:w="4513"/>
-        <w:gridCol w:w="4513"/>
-      </w:tblGrid>
-      <w:tr>
-        <w:tc>
-          <w:tcPr>
-            <w:tcW w:type="dxa" w:w="1200"/>
-            <w:shd w:val="clear" w:color="auto" w:fill="374151"/>
-          </w:tcPr>
-          <w:p>
-            <w:pPr>
-              <w:spacing w:after="40" w:before="40"/>
-            </w:pPr>
-            <w:r>
-              <w:rPr>
-                <w:rFonts w:ascii="Arial" w:hAnsi="Arial"/>
-                <w:b/>
-                <w:color w:val="FFFFFF"/>
-                <w:sz w:val="20"/>
-              </w:rPr>
-              <w:t>ID</w:t>
-            </w:r>
-          </w:p>
-        </w:tc>
-        <w:tc>
-          <w:tcPr>
-            <w:tcW w:type="dxa" w:w="7826"/>
-            <w:shd w:val="clear" w:color="auto" w:fill="374151"/>
-          </w:tcPr>
-          <w:p>
-            <w:pPr>
-              <w:spacing w:after="40" w:before="40"/>
-            </w:pPr>
-            <w:r>
-              <w:rPr>
-                <w:rFonts w:ascii="Arial" w:hAnsi="Arial"/>
-                <w:b/>
-                <w:color w:val="FFFFFF"/>
-                <w:sz w:val="20"/>
-              </w:rPr>
-              <w:t>Risk</w:t>
-            </w:r>
-          </w:p>
-        </w:tc>
-      </w:tr>
-      <w:tr>
-        <w:tc>
-          <w:tcPr>
-            <w:tcW w:type="dxa" w:w="1200"/>
-            <w:shd w:val="clear" w:color="auto" w:fill="F3F4F6"/>
-          </w:tcPr>
-          <w:p>
-            <w:pPr>
-              <w:spacing w:after="40" w:before="40"/>
-            </w:pPr>
-            <w:r>
-              <w:rPr>
-                <w:rFonts w:ascii="Arial" w:hAnsi="Arial"/>
-                <w:sz w:val="20"/>
-              </w:rPr>
-              <w:t>R-001</w:t>
-            </w:r>
-          </w:p>
-        </w:tc>
-        <w:tc>
-          <w:tcPr>
-            <w:tcW w:type="dxa" w:w="7826"/>
-            <w:shd w:val="clear" w:color="auto" w:fill="F3F4F6"/>
-          </w:tcPr>
-          <w:p>
-            <w:pPr>
-              <w:spacing w:after="40" w:before="40"/>
-            </w:pPr>
-            <w:r>
-              <w:rPr>
-                <w:rFonts w:ascii="Arial" w:hAnsi="Arial"/>
-                <w:sz w:val="20"/>
-              </w:rPr>
-              <w:t>Special-category/children's data (safeguarding, medical, consent, DBS) is managed in-system; a data-protection failure has real safeguarding consequences, not just reputational cost.</w:t>
-            </w:r>
-          </w:p>
-        </w:tc>
-      </w:tr>
-      <w:tr>
-        <w:tc>
-          <w:tcPr>
-            <w:tcW w:type="dxa" w:w="1200"/>
-            <w:shd w:val="clear" w:color="auto" w:fill="FFFFFF"/>
-          </w:tcPr>
-          <w:p>
-            <w:pPr>
-              <w:spacing w:after="40" w:before="40"/>
-            </w:pPr>
-            <w:r>
-              <w:rPr>
-                <w:rFonts w:ascii="Arial" w:hAnsi="Arial"/>
-                <w:sz w:val="20"/>
-              </w:rPr>
-              <w:t>R-002</w:t>
-            </w:r>
-          </w:p>
-        </w:tc>
-        <w:tc>
-          <w:tcPr>
-            <w:tcW w:type="dxa" w:w="7826"/>
-            <w:shd w:val="clear" w:color="auto" w:fill="FFFFFF"/>
-          </w:tcPr>
-          <w:p>
-            <w:pPr>
-              <w:spacing w:after="40" w:before="40"/>
-            </w:pPr>
-            <w:r>
-              <w:rPr>
-                <w:rFonts w:ascii="Arial" w:hAnsi="Arial"/>
-                <w:sz w:val="20"/>
-              </w:rPr>
-              <w:t>Solo developer/maintainer — no delivery redundancy. Bus-factor risk for ongoing operation and support.</w:t>
-            </w:r>
-          </w:p>
-        </w:tc>
-      </w:tr>
-    </w:tbl>
     <w:p>
       <w:pPr>
-        <w:spacing w:after="80"/>
-      </w:pPr>
-    </w:p>
-    <w:p>
-      <w:pPr>
-        <w:spacing w:after="120" w:before="0"/>
+        <w:pStyle w:val="ListBullet"/>
+        <w:spacing w:after="60"/>
       </w:pPr>
       <w:r>
         <w:rPr>
           <w:rFonts w:ascii="Arial" w:hAnsi="Arial"/>
-          <w:b w:val="0"/>
-          <w:i w:val="0"/>
           <w:sz w:val="22"/>
         </w:rPr>
-        <w:t>Full register: VLMS-RAID.</w:t>
+        <w:t>R-001: special-category/children's data (safeguarding, medical, consent, DBS) is managed in-system — a data-protection failure has real safeguarding consequences, not just reputational cost. Mitigated by structural access control and read-audit logging (ADR-0004) and verified guardian-linking (design/data-design.md), both confirmed at design review.</w:t>
+      </w:r>
+    </w:p>
+    <w:p>
+      <w:pPr>
+        <w:pStyle w:val="ListBullet"/>
+        <w:spacing w:after="60"/>
+      </w:pPr>
+      <w:r>
+        <w:rPr>
+          <w:rFonts w:ascii="Arial" w:hAnsi="Arial"/>
+          <w:sz w:val="22"/>
+        </w:rPr>
+        <w:t>R-002: solo developer/maintainer — no delivery redundancy; bus-factor risk for ongoing operation and support.</w:t>
       </w:r>
     </w:p>
     <w:p>
@@ -1522,7 +1432,7 @@
           <w:color w:val="111827"/>
           <w:sz w:val="32"/>
         </w:rPr>
-        <w:t>10. Gate / decision structure</w:t>
+        <w:t>10. Gate/decision structure</w:t>
       </w:r>
     </w:p>
     <w:p>
@@ -1536,7 +1446,7 @@
           <w:i w:val="0"/>
           <w:sz w:val="22"/>
         </w:rPr>
-        <w:t>Design gate (this package) → approval triggers handover to loop-harness for implementation → delivery gate (go/no-go to release). Philip is the sole decision-maker/reviewer at every gate.</w:t>
+        <w:t>Two gates: design gate (this package — go/no-go to build) and delivery gate (go/no-go to release), per the organisation's two-layer documentation standard. Philip is sole approver at both gates.</w:t>
       </w:r>
     </w:p>
     <w:sectPr>

--- a/gates/design/VLMS_CHTR.docx
+++ b/gates/design/VLMS_CHTR.docx
@@ -201,7 +201,7 @@
                 <w:rFonts w:ascii="Arial" w:hAnsi="Arial"/>
                 <w:sz w:val="20"/>
               </w:rPr>
-              <w:t>1.0</w:t>
+              <w:t>1.1</w:t>
             </w:r>
           </w:p>
         </w:tc>
@@ -670,6 +670,80 @@
           </w:p>
         </w:tc>
       </w:tr>
+      <w:tr>
+        <w:tc>
+          <w:tcPr>
+            <w:tcW w:type="dxa" w:w="1150"/>
+            <w:shd w:val="clear" w:color="auto" w:fill="FFFFFF"/>
+          </w:tcPr>
+          <w:p>
+            <w:pPr>
+              <w:spacing w:after="40" w:before="40"/>
+            </w:pPr>
+            <w:r>
+              <w:rPr>
+                <w:rFonts w:ascii="Arial" w:hAnsi="Arial"/>
+                <w:sz w:val="20"/>
+              </w:rPr>
+              <w:t>1.1</w:t>
+            </w:r>
+          </w:p>
+        </w:tc>
+        <w:tc>
+          <w:tcPr>
+            <w:tcW w:type="dxa" w:w="1500"/>
+            <w:shd w:val="clear" w:color="auto" w:fill="FFFFFF"/>
+          </w:tcPr>
+          <w:p>
+            <w:pPr>
+              <w:spacing w:after="40" w:before="40"/>
+            </w:pPr>
+            <w:r>
+              <w:rPr>
+                <w:rFonts w:ascii="Arial" w:hAnsi="Arial"/>
+                <w:sz w:val="20"/>
+              </w:rPr>
+              <w:t>17 July 2026</w:t>
+            </w:r>
+          </w:p>
+        </w:tc>
+        <w:tc>
+          <w:tcPr>
+            <w:tcW w:type="dxa" w:w="2700"/>
+            <w:shd w:val="clear" w:color="auto" w:fill="FFFFFF"/>
+          </w:tcPr>
+          <w:p>
+            <w:pPr>
+              <w:spacing w:after="40" w:before="40"/>
+            </w:pPr>
+            <w:r>
+              <w:rPr>
+                <w:rFonts w:ascii="Arial" w:hAnsi="Arial"/>
+                <w:sz w:val="20"/>
+              </w:rPr>
+              <w:t>Philip</w:t>
+            </w:r>
+          </w:p>
+        </w:tc>
+        <w:tc>
+          <w:tcPr>
+            <w:tcW w:type="dxa" w:w="3676"/>
+            <w:shd w:val="clear" w:color="auto" w:fill="FFFFFF"/>
+          </w:tcPr>
+          <w:p>
+            <w:pPr>
+              <w:spacing w:after="40" w:before="40"/>
+            </w:pPr>
+            <w:r>
+              <w:rPr>
+                <w:rFonts w:ascii="Arial" w:hAnsi="Arial"/>
+                <w:sz w:val="20"/>
+              </w:rPr>
+              <w:t>Re-render addressing second design-gate review: section 6 cross-references the ADR-0004 rewrite (sensitive-data entity split, not per-column masking); section 7 replaced with the now-populated delivery-plan.md (previously a placeholder); section 9 risk R-001 updated for the corrected access-control mechanism.</w:t>
+            </w:r>
+          </w:p>
+        </w:tc>
+      </w:tr>
     </w:tbl>
     <w:p>
       <w:pPr>
@@ -711,7 +785,7 @@
     </w:p>
     <w:p>
       <w:pPr>
-        <w:spacing w:after="200" w:before="0"/>
+        <w:spacing w:after="120" w:before="0"/>
       </w:pPr>
       <w:r>
         <w:rPr>
@@ -764,7 +838,7 @@
           <w:i w:val="0"/>
           <w:sz w:val="22"/>
         </w:rPr>
-        <w:t>[TBC – owner: Philip] A single-line project description (problem-statement.md ‘One-line description’) has not yet been agreed.</w:t>
+        <w:t>[TBC – owner: Philip] A single-line project description (problem-statement.md 'One-line description') has not yet been agreed.</w:t>
       </w:r>
     </w:p>
     <w:p>
@@ -919,7 +993,7 @@
           <w:rFonts w:ascii="Arial" w:hAnsi="Arial"/>
           <w:sz w:val="22"/>
         </w:rPr>
-        <w:t>Must have (MVP): progress tracking (lesson completions, rank progression); curriculum management process (propose/approve, distinct Teacher/Approver roles); safeguarding/consent/DBS tracking (confirmed MVP addition — a hard requirement, not a nice-to-have).</w:t>
+        <w:t>Must have (MVP): progress tracking (lesson completions, rank progression); curriculum management process (propose/approve, distinct Teacher/Approver roles); safeguarding/consent/DBS tracking (confirmed MVP addition — a hard requirement, not a nice-to-have), now including the corrected access-control model (ADR-0004).</w:t>
       </w:r>
     </w:p>
     <w:p>
@@ -964,300 +1038,6 @@
         </w:rPr>
         <w:t>Sponsor, owner, sole developer and sole decision-maker/reviewer for requirements and sign-off: Philip. No other party has a formal say in requirements or sign-off. This is distinct from the system's user base, which is multi-role.</w:t>
       </w:r>
-    </w:p>
-    <w:tbl>
-      <w:tblPr>
-        <w:tblW w:type="auto" w:w="0"/>
-        <w:jc w:val="center"/>
-        <w:tblLook w:firstColumn="1" w:firstRow="1" w:lastColumn="0" w:lastRow="0" w:noHBand="0" w:noVBand="1" w:val="04A0"/>
-        <w:tblBorders>
-          <w:top w:val="single" w:sz="4" w:color="C7D7D9"/>
-          <w:left w:val="single" w:sz="4" w:color="C7D7D9"/>
-          <w:bottom w:val="single" w:sz="4" w:color="C7D7D9"/>
-          <w:right w:val="single" w:sz="4" w:color="C7D7D9"/>
-          <w:insideH w:val="single" w:sz="4" w:color="C7D7D9"/>
-          <w:insideV w:val="single" w:sz="4" w:color="C7D7D9"/>
-        </w:tblBorders>
-      </w:tblPr>
-      <w:tblGrid>
-        <w:gridCol w:w="4513"/>
-        <w:gridCol w:w="4513"/>
-      </w:tblGrid>
-      <w:tr>
-        <w:tc>
-          <w:tcPr>
-            <w:tcW w:type="dxa" w:w="2600"/>
-            <w:shd w:val="clear" w:color="auto" w:fill="374151"/>
-          </w:tcPr>
-          <w:p>
-            <w:pPr>
-              <w:spacing w:after="40" w:before="40"/>
-            </w:pPr>
-            <w:r>
-              <w:rPr>
-                <w:rFonts w:ascii="Arial" w:hAnsi="Arial"/>
-                <w:b/>
-                <w:color w:val="FFFFFF"/>
-                <w:sz w:val="20"/>
-              </w:rPr>
-              <w:t>Persona</w:t>
-            </w:r>
-          </w:p>
-        </w:tc>
-        <w:tc>
-          <w:tcPr>
-            <w:tcW w:type="dxa" w:w="6426"/>
-            <w:shd w:val="clear" w:color="auto" w:fill="374151"/>
-          </w:tcPr>
-          <w:p>
-            <w:pPr>
-              <w:spacing w:after="40" w:before="40"/>
-            </w:pPr>
-            <w:r>
-              <w:rPr>
-                <w:rFonts w:ascii="Arial" w:hAnsi="Arial"/>
-                <w:b/>
-                <w:color w:val="FFFFFF"/>
-                <w:sz w:val="20"/>
-              </w:rPr>
-              <w:t>Role summary</w:t>
-            </w:r>
-          </w:p>
-        </w:tc>
-      </w:tr>
-      <w:tr>
-        <w:tc>
-          <w:tcPr>
-            <w:tcW w:type="dxa" w:w="2600"/>
-            <w:shd w:val="clear" w:color="auto" w:fill="F3F4F6"/>
-          </w:tcPr>
-          <w:p>
-            <w:pPr>
-              <w:spacing w:after="40" w:before="40"/>
-            </w:pPr>
-            <w:r>
-              <w:rPr>
-                <w:rFonts w:ascii="Arial" w:hAnsi="Arial"/>
-                <w:sz w:val="20"/>
-              </w:rPr>
-              <w:t>Admin/Leader (Philip)</w:t>
-            </w:r>
-          </w:p>
-        </w:tc>
-        <w:tc>
-          <w:tcPr>
-            <w:tcW w:type="dxa" w:w="6426"/>
-            <w:shd w:val="clear" w:color="auto" w:fill="F3F4F6"/>
-          </w:tcPr>
-          <w:p>
-            <w:pPr>
-              <w:spacing w:after="40" w:before="40"/>
-            </w:pPr>
-            <w:r>
-              <w:rPr>
-                <w:rFonts w:ascii="Arial" w:hAnsi="Arial"/>
-                <w:sz w:val="20"/>
-              </w:rPr>
-              <w:t>Sponsor, owner, sole developer/decision-maker; full system access</w:t>
-            </w:r>
-          </w:p>
-        </w:tc>
-      </w:tr>
-      <w:tr>
-        <w:tc>
-          <w:tcPr>
-            <w:tcW w:type="dxa" w:w="2600"/>
-            <w:shd w:val="clear" w:color="auto" w:fill="FFFFFF"/>
-          </w:tcPr>
-          <w:p>
-            <w:pPr>
-              <w:spacing w:after="40" w:before="40"/>
-            </w:pPr>
-            <w:r>
-              <w:rPr>
-                <w:rFonts w:ascii="Arial" w:hAnsi="Arial"/>
-                <w:sz w:val="20"/>
-              </w:rPr>
-              <w:t>Teacher</w:t>
-            </w:r>
-          </w:p>
-        </w:tc>
-        <w:tc>
-          <w:tcPr>
-            <w:tcW w:type="dxa" w:w="6426"/>
-            <w:shd w:val="clear" w:color="auto" w:fill="FFFFFF"/>
-          </w:tcPr>
-          <w:p>
-            <w:pPr>
-              <w:spacing w:after="40" w:before="40"/>
-            </w:pPr>
-            <w:r>
-              <w:rPr>
-                <w:rFonts w:ascii="Arial" w:hAnsi="Arial"/>
-                <w:sz w:val="20"/>
-              </w:rPr>
-              <w:t>Proposes lesson changes; marks lesson completions</w:t>
-            </w:r>
-          </w:p>
-        </w:tc>
-      </w:tr>
-      <w:tr>
-        <w:tc>
-          <w:tcPr>
-            <w:tcW w:type="dxa" w:w="2600"/>
-            <w:shd w:val="clear" w:color="auto" w:fill="F3F4F6"/>
-          </w:tcPr>
-          <w:p>
-            <w:pPr>
-              <w:spacing w:after="40" w:before="40"/>
-            </w:pPr>
-            <w:r>
-              <w:rPr>
-                <w:rFonts w:ascii="Arial" w:hAnsi="Arial"/>
-                <w:sz w:val="20"/>
-              </w:rPr>
-              <w:t>Approver</w:t>
-            </w:r>
-          </w:p>
-        </w:tc>
-        <w:tc>
-          <w:tcPr>
-            <w:tcW w:type="dxa" w:w="6426"/>
-            <w:shd w:val="clear" w:color="auto" w:fill="F3F4F6"/>
-          </w:tcPr>
-          <w:p>
-            <w:pPr>
-              <w:spacing w:after="40" w:before="40"/>
-            </w:pPr>
-            <w:r>
-              <w:rPr>
-                <w:rFonts w:ascii="Arial" w:hAnsi="Arial"/>
-                <w:sz w:val="20"/>
-              </w:rPr>
-              <w:t>Curriculum/lesson-change approval only — no role in consent or DBS approval, and no access to DBS records</w:t>
-            </w:r>
-          </w:p>
-        </w:tc>
-      </w:tr>
-      <w:tr>
-        <w:tc>
-          <w:tcPr>
-            <w:tcW w:type="dxa" w:w="2600"/>
-            <w:shd w:val="clear" w:color="auto" w:fill="FFFFFF"/>
-          </w:tcPr>
-          <w:p>
-            <w:pPr>
-              <w:spacing w:after="40" w:before="40"/>
-            </w:pPr>
-            <w:r>
-              <w:rPr>
-                <w:rFonts w:ascii="Arial" w:hAnsi="Arial"/>
-                <w:sz w:val="20"/>
-              </w:rPr>
-              <w:t>Parent/Guardian</w:t>
-            </w:r>
-          </w:p>
-        </w:tc>
-        <w:tc>
-          <w:tcPr>
-            <w:tcW w:type="dxa" w:w="6426"/>
-            <w:shd w:val="clear" w:color="auto" w:fill="FFFFFF"/>
-          </w:tcPr>
-          <w:p>
-            <w:pPr>
-              <w:spacing w:after="40" w:before="40"/>
-            </w:pPr>
-            <w:r>
-              <w:rPr>
-                <w:rFonts w:ascii="Arial" w:hAnsi="Arial"/>
-                <w:sz w:val="20"/>
-              </w:rPr>
-              <w:t>Views own child's progress, certificates, badges; provides consent</w:t>
-            </w:r>
-          </w:p>
-        </w:tc>
-      </w:tr>
-      <w:tr>
-        <w:tc>
-          <w:tcPr>
-            <w:tcW w:type="dxa" w:w="2600"/>
-            <w:shd w:val="clear" w:color="auto" w:fill="F3F4F6"/>
-          </w:tcPr>
-          <w:p>
-            <w:pPr>
-              <w:spacing w:after="40" w:before="40"/>
-            </w:pPr>
-            <w:r>
-              <w:rPr>
-                <w:rFonts w:ascii="Arial" w:hAnsi="Arial"/>
-                <w:sz w:val="20"/>
-              </w:rPr>
-              <w:t>Student</w:t>
-            </w:r>
-          </w:p>
-        </w:tc>
-        <w:tc>
-          <w:tcPr>
-            <w:tcW w:type="dxa" w:w="6426"/>
-            <w:shd w:val="clear" w:color="auto" w:fill="F3F4F6"/>
-          </w:tcPr>
-          <w:p>
-            <w:pPr>
-              <w:spacing w:after="40" w:before="40"/>
-            </w:pPr>
-            <w:r>
-              <w:rPr>
-                <w:rFonts w:ascii="Arial" w:hAnsi="Arial"/>
-                <w:sz w:val="20"/>
-              </w:rPr>
-              <w:t>Own record only</w:t>
-            </w:r>
-          </w:p>
-        </w:tc>
-      </w:tr>
-      <w:tr>
-        <w:tc>
-          <w:tcPr>
-            <w:tcW w:type="dxa" w:w="2600"/>
-            <w:shd w:val="clear" w:color="auto" w:fill="FFFFFF"/>
-          </w:tcPr>
-          <w:p>
-            <w:pPr>
-              <w:spacing w:after="40" w:before="40"/>
-            </w:pPr>
-            <w:r>
-              <w:rPr>
-                <w:rFonts w:ascii="Arial" w:hAnsi="Arial"/>
-                <w:sz w:val="20"/>
-              </w:rPr>
-              <w:t>Safeguarding Officer</w:t>
-            </w:r>
-          </w:p>
-        </w:tc>
-        <w:tc>
-          <w:tcPr>
-            <w:tcW w:type="dxa" w:w="6426"/>
-            <w:shd w:val="clear" w:color="auto" w:fill="FFFFFF"/>
-          </w:tcPr>
-          <w:p>
-            <w:pPr>
-              <w:spacing w:after="40" w:before="40"/>
-            </w:pPr>
-            <w:r>
-              <w:rPr>
-                <w:rFonts w:ascii="Arial" w:hAnsi="Arial"/>
-                <w:sz w:val="20"/>
-              </w:rPr>
-              <w:t>Safeguarding/consent/DBS oversight; alongside Admin, one of only two roles with DBS record access</w:t>
-            </w:r>
-          </w:p>
-        </w:tc>
-      </w:tr>
-    </w:tbl>
-    <w:p>
-      <w:pPr>
-        <w:spacing w:after="80"/>
-      </w:pPr>
     </w:p>
     <w:p>
       <w:pPr>
@@ -1314,7 +1094,7 @@
           <w:i w:val="0"/>
           <w:sz w:val="22"/>
         </w:rPr>
-        <w:t>Fresh .NET implementation: Blazor Web App + Azure App Service (Linux) + Azure SQL Database + Microsoft Entra External ID + Azure Blob Storage + Azure Communication Services Email + QuestPDF (adr/0001-technology-stack.md). See VLMS-SDA and VLMS-ADR for full rationale, including three further decisions confirmed since the previous design-gate render: role modelling (ADR-0002), scheduled/background work (ADR-0003), and sensitive-data access control (ADR-0004).</w:t>
+        <w:t>Fresh .NET implementation: Blazor Web App + Azure App Service (Linux) + Azure SQL Database + Microsoft Entra External ID + Azure Blob Storage + Azure Communication Services Email + QuestPDF (adr/0001-technology-stack.md). See VLMS-SDA and VLMS-ADR for full rationale, including role modelling (ADR-0002), scheduled/background work (ADR-0003), and sensitive-data access control (ADR-0004). ADR-0004 was rewritten at a second design-review pass: the original per-column masking mechanism was found to be technically impossible (an EF Core global query filter can only include or exclude a whole row, not redact individual columns), so the sensitive consent fields were split into a separate ConsentSensitiveDetails entity and restricted with the same whole-entity filter pattern already used correctly for DbsCheck.</w:t>
       </w:r>
     </w:p>
     <w:p>
@@ -1344,7 +1124,59 @@
           <w:i w:val="0"/>
           <w:sz w:val="22"/>
         </w:rPr>
-        <w:t>[TBC – owner: Philip] delivery-plan.md is not yet started. No phases, milestones, or gate schedule have been agreed beyond the design/delivery two-gate structure defined by the documentation standard itself (VLMS-DEL).</w:t>
+        <w:t>delivery-plan.md is now populated (previously a placeholder). Four phases, light-touch and proportionate to a solo-delivered project (ISO 21502:2020 stage-boundary guidance applied informally):</w:t>
+      </w:r>
+    </w:p>
+    <w:p>
+      <w:pPr>
+        <w:pStyle w:val="ListBullet"/>
+        <w:spacing w:after="60"/>
+      </w:pPr>
+      <w:r>
+        <w:rPr>
+          <w:rFonts w:ascii="Arial" w:hAnsi="Arial"/>
+          <w:sz w:val="22"/>
+        </w:rPr>
+        <w:t>Discovery &amp; design (complete) — requirements, ADR-0001-0004, data/low-level design; this design gate.</w:t>
+      </w:r>
+    </w:p>
+    <w:p>
+      <w:pPr>
+        <w:pStyle w:val="ListBullet"/>
+        <w:spacing w:after="60"/>
+      </w:pPr>
+      <w:r>
+        <w:rPr>
+          <w:rFonts w:ascii="Arial" w:hAnsi="Arial"/>
+          <w:sz w:val="22"/>
+        </w:rPr>
+        <w:t>Build (MVP) — implementation via loop-harness maker/checker cycles against STATE.md, not a fixed Gantt schedule. Scope: curriculum management, progress tracking, safeguarding/consent/DBS management including the corrected access-control model (ADR-0004), parent dashboard + notifications, core reporting + at-risk flagging.</w:t>
+      </w:r>
+    </w:p>
+    <w:p>
+      <w:pPr>
+        <w:pStyle w:val="ListBullet"/>
+        <w:spacing w:after="60"/>
+      </w:pPr>
+      <w:r>
+        <w:rPr>
+          <w:rFonts w:ascii="Arial" w:hAnsi="Arial"/>
+          <w:sz w:val="22"/>
+        </w:rPr>
+        <w:t>Delivery gate — full test results, RTM completion, security/DPIA sign-off (raid.md D-003), operations readiness (to be scoped at that gate).</w:t>
+      </w:r>
+    </w:p>
+    <w:p>
+      <w:pPr>
+        <w:pStyle w:val="ListBullet"/>
+        <w:spacing w:after="60"/>
+      </w:pPr>
+      <w:r>
+        <w:rPr>
+          <w:rFonts w:ascii="Arial" w:hAnsi="Arial"/>
+          <w:sz w:val="22"/>
+        </w:rPr>
+        <w:t>Deferred (post-MVP): at-home learning encouragement.</w:t>
       </w:r>
     </w:p>
     <w:p>
@@ -1403,7 +1235,7 @@
           <w:rFonts w:ascii="Arial" w:hAnsi="Arial"/>
           <w:sz w:val="22"/>
         </w:rPr>
-        <w:t>R-001: special-category/children's data (safeguarding, medical, consent, DBS) is managed in-system — a data-protection failure has real safeguarding consequences, not just reputational cost. Mitigated by structural access control and read-audit logging (ADR-0004) and verified guardian-linking (design/data-design.md), both confirmed at design review.</w:t>
+        <w:t>R-001: special-category/children's data (safeguarding, medical, consent, DBS) is managed in-system — a data-protection failure has real safeguarding consequences, not just reputational cost. Mitigated by the ConsentRecord/ConsentSensitiveDetails entity split with structural whole-entity access control and a named, tamper-protected read-audit mechanism (ADR-0004, revised at second design review), and verified guardian-linking (design/data-design.md).</w:t>
       </w:r>
     </w:p>
     <w:p>
